--- a/output/examples/by-domain/01_개발_R00001.docx
+++ b/output/examples/by-domain/01_개발_R00001.docx
@@ -233,10 +233,13 @@
       <w:r>
         <w:rPr>
           <w:rFonts w:ascii="맑은 고딕" w:cs="맑은 고딕" w:eastAsia="맑은 고딕" w:hAnsi="맑은 고딕"/>
-          <w:sz w:val="20"/>
-          <w:szCs w:val="20"/>
-        </w:rPr>
-        <w:t xml:space="preserve">  프론트엔드 개발자 사원</w:t>
+          <w:b/>
+          <w:bCs/>
+          <w:color w:val="B03A2E"/>
+          <w:sz w:val="20"/>
+          <w:szCs w:val="20"/>
+        </w:rPr>
+        <w:t xml:space="preserve">〔직무 미기재〕</w:t>
       </w:r>
     </w:p>
     <w:p>
@@ -255,17 +258,27 @@
     </w:p>
     <w:p>
       <w:pPr>
-        <w:spacing w:after="20" w:before="0"/>
-        <w:ind w:left="560"/>
-      </w:pPr>
-      <w:r>
-        <w:rPr>
-          <w:rFonts w:ascii="맑은 고딕" w:cs="맑은 고딕" w:eastAsia="맑은 고딕" w:hAnsi="맑은 고딕"/>
-          <w:color w:val="333333"/>
-          <w:sz w:val="20"/>
-          <w:szCs w:val="20"/>
-        </w:rPr>
-        <w:t xml:space="preserve">담당  앱 클라이언트 개발</w:t>
+        <w:spacing w:after="20"/>
+        <w:ind w:left="560"/>
+      </w:pPr>
+      <w:r>
+        <w:rPr>
+          <w:rFonts w:ascii="맑은 고딕" w:cs="맑은 고딕" w:eastAsia="맑은 고딕" w:hAnsi="맑은 고딕"/>
+          <w:sz w:val="20"/>
+          <w:szCs w:val="20"/>
+        </w:rPr>
+        <w:t xml:space="preserve">담당  </w:t>
+      </w:r>
+      <w:r>
+        <w:rPr>
+          <w:rFonts w:ascii="맑은 고딕" w:cs="맑은 고딕" w:eastAsia="맑은 고딕" w:hAnsi="맑은 고딕"/>
+          <w:b/>
+          <w:bCs/>
+          <w:color w:val="B03A2E"/>
+          <w:sz w:val="20"/>
+          <w:szCs w:val="20"/>
+        </w:rPr>
+        <w:t xml:space="preserve">〔담당 역할 미기재〕</w:t>
       </w:r>
     </w:p>
     <w:p>
@@ -339,27 +352,17 @@
     </w:p>
     <w:p>
       <w:pPr>
-        <w:spacing w:after="20"/>
-        <w:ind w:left="560"/>
-      </w:pPr>
-      <w:r>
-        <w:rPr>
-          <w:rFonts w:ascii="맑은 고딕" w:cs="맑은 고딕" w:eastAsia="맑은 고딕" w:hAnsi="맑은 고딕"/>
-          <w:sz w:val="20"/>
-          <w:szCs w:val="20"/>
-        </w:rPr>
-        <w:t xml:space="preserve">성과  </w:t>
-      </w:r>
-      <w:r>
-        <w:rPr>
-          <w:rFonts w:ascii="맑은 고딕" w:cs="맑은 고딕" w:eastAsia="맑은 고딕" w:hAnsi="맑은 고딕"/>
-          <w:b/>
-          <w:bCs/>
-          <w:color w:val="B03A2E"/>
-          <w:sz w:val="20"/>
-          <w:szCs w:val="20"/>
-        </w:rPr>
-        <w:t xml:space="preserve">〔정량 성과 미기재〕</w:t>
+        <w:spacing w:after="20" w:before="0"/>
+        <w:ind w:left="560"/>
+      </w:pPr>
+      <w:r>
+        <w:rPr>
+          <w:rFonts w:ascii="맑은 고딕" w:cs="맑은 고딕" w:eastAsia="맑은 고딕" w:hAnsi="맑은 고딕"/>
+          <w:color w:val="1E7A4C"/>
+          <w:sz w:val="20"/>
+          <w:szCs w:val="20"/>
+        </w:rPr>
+        <w:t xml:space="preserve">성과  API 응답 속도 44% 절감, 동시 접속 처리량 2배 증가</w:t>
       </w:r>
     </w:p>
     <w:p>
@@ -481,13 +484,10 @@
       <w:r>
         <w:rPr>
           <w:rFonts w:ascii="맑은 고딕" w:cs="맑은 고딕" w:eastAsia="맑은 고딕" w:hAnsi="맑은 고딕"/>
-          <w:b/>
-          <w:bCs/>
-          <w:color w:val="B03A2E"/>
-          <w:sz w:val="20"/>
-          <w:szCs w:val="20"/>
-        </w:rPr>
-        <w:t xml:space="preserve">〔직무 미기재〕</w:t>
+          <w:sz w:val="20"/>
+          <w:szCs w:val="20"/>
+        </w:rPr>
+        <w:t xml:space="preserve">  서버 개발자 사원</w:t>
       </w:r>
     </w:p>
     <w:p>
@@ -506,7 +506,57 @@
     </w:p>
     <w:p>
       <w:pPr>
-        <w:spacing w:after="20" w:before="0"/>
+        <w:spacing w:after="20"/>
+        <w:ind w:left="560"/>
+      </w:pPr>
+      <w:r>
+        <w:rPr>
+          <w:rFonts w:ascii="맑은 고딕" w:cs="맑은 고딕" w:eastAsia="맑은 고딕" w:hAnsi="맑은 고딕"/>
+          <w:sz w:val="20"/>
+          <w:szCs w:val="20"/>
+        </w:rPr>
+        <w:t xml:space="preserve">담당  </w:t>
+      </w:r>
+      <w:r>
+        <w:rPr>
+          <w:rFonts w:ascii="맑은 고딕" w:cs="맑은 고딕" w:eastAsia="맑은 고딕" w:hAnsi="맑은 고딕"/>
+          <w:b/>
+          <w:bCs/>
+          <w:color w:val="B03A2E"/>
+          <w:sz w:val="20"/>
+          <w:szCs w:val="20"/>
+        </w:rPr>
+        <w:t xml:space="preserve">〔담당 역할 미기재〕</w:t>
+      </w:r>
+    </w:p>
+    <w:p>
+      <w:pPr>
+        <w:spacing w:after="20"/>
+        <w:ind w:left="560"/>
+      </w:pPr>
+      <w:r>
+        <w:rPr>
+          <w:rFonts w:ascii="맑은 고딕" w:cs="맑은 고딕" w:eastAsia="맑은 고딕" w:hAnsi="맑은 고딕"/>
+          <w:sz w:val="20"/>
+          <w:szCs w:val="20"/>
+        </w:rPr>
+        <w:t xml:space="preserve">성과  </w:t>
+      </w:r>
+      <w:r>
+        <w:rPr>
+          <w:rFonts w:ascii="맑은 고딕" w:cs="맑은 고딕" w:eastAsia="맑은 고딕" w:hAnsi="맑은 고딕"/>
+          <w:b/>
+          <w:bCs/>
+          <w:color w:val="B03A2E"/>
+          <w:sz w:val="20"/>
+          <w:szCs w:val="20"/>
+        </w:rPr>
+        <w:t xml:space="preserve">〔정량 성과 미기재〕</w:t>
+      </w:r>
+    </w:p>
+    <w:p>
+      <w:pPr>
+        <w:spacing w:after="60" w:before="0"/>
         <w:ind w:left="560"/>
       </w:pPr>
       <w:r>
@@ -516,36 +566,6 @@
           <w:sz w:val="20"/>
           <w:szCs w:val="20"/>
         </w:rPr>
-        <w:t xml:space="preserve">담당  배포 파이프라인 구성</w:t>
-      </w:r>
-    </w:p>
-    <w:p>
-      <w:pPr>
-        <w:spacing w:after="20" w:before="0"/>
-        <w:ind w:left="560"/>
-      </w:pPr>
-      <w:r>
-        <w:rPr>
-          <w:rFonts w:ascii="맑은 고딕" w:cs="맑은 고딕" w:eastAsia="맑은 고딕" w:hAnsi="맑은 고딕"/>
-          <w:color w:val="1E7A4C"/>
-          <w:sz w:val="20"/>
-          <w:szCs w:val="20"/>
-        </w:rPr>
-        <w:t xml:space="preserve">성과  테스트 커버리지 19%p 개선, 동시 접속 처리량 3배 증가</w:t>
-      </w:r>
-    </w:p>
-    <w:p>
-      <w:pPr>
-        <w:spacing w:after="60" w:before="0"/>
-        <w:ind w:left="560"/>
-      </w:pPr>
-      <w:r>
-        <w:rPr>
-          <w:rFonts w:ascii="맑은 고딕" w:cs="맑은 고딕" w:eastAsia="맑은 고딕" w:hAnsi="맑은 고딕"/>
-          <w:color w:val="333333"/>
-          <w:sz w:val="20"/>
-          <w:szCs w:val="20"/>
-        </w:rPr>
         <w:t xml:space="preserve">결과  사내 표준 프로세스로 채택</w:t>
       </w:r>
     </w:p>
@@ -560,7 +580,7 @@
           <w:sz w:val="20"/>
           <w:szCs w:val="20"/>
         </w:rPr>
-        <w:t xml:space="preserve">2022-06 ~ 2023-04   </w:t>
+        <w:t xml:space="preserve">2022년 ~ 2023년   </w:t>
       </w:r>
       <w:r>
         <w:rPr>
@@ -584,10 +604,13 @@
       <w:r>
         <w:rPr>
           <w:rFonts w:ascii="맑은 고딕" w:cs="맑은 고딕" w:eastAsia="맑은 고딕" w:hAnsi="맑은 고딕"/>
-          <w:sz w:val="20"/>
-          <w:szCs w:val="20"/>
-        </w:rPr>
-        <w:t xml:space="preserve">  풀스택 개발자 대리</w:t>
+          <w:b/>
+          <w:bCs/>
+          <w:color w:val="B03A2E"/>
+          <w:sz w:val="20"/>
+          <w:szCs w:val="20"/>
+        </w:rPr>
+        <w:t xml:space="preserve">〔직무 미기재〕</w:t>
       </w:r>
     </w:p>
     <w:p>
@@ -606,27 +629,37 @@
     </w:p>
     <w:p>
       <w:pPr>
+        <w:spacing w:after="20"/>
+        <w:ind w:left="560"/>
+      </w:pPr>
+      <w:r>
+        <w:rPr>
+          <w:rFonts w:ascii="맑은 고딕" w:cs="맑은 고딕" w:eastAsia="맑은 고딕" w:hAnsi="맑은 고딕"/>
+          <w:sz w:val="20"/>
+          <w:szCs w:val="20"/>
+        </w:rPr>
+        <w:t xml:space="preserve">담당  </w:t>
+      </w:r>
+      <w:r>
+        <w:rPr>
+          <w:rFonts w:ascii="맑은 고딕" w:cs="맑은 고딕" w:eastAsia="맑은 고딕" w:hAnsi="맑은 고딕"/>
+          <w:b/>
+          <w:bCs/>
+          <w:color w:val="B03A2E"/>
+          <w:sz w:val="20"/>
+          <w:szCs w:val="20"/>
+        </w:rPr>
+        <w:t xml:space="preserve">〔담당 역할 미기재〕</w:t>
+      </w:r>
+    </w:p>
+    <w:p>
+      <w:pPr>
         <w:spacing w:after="20" w:before="0"/>
         <w:ind w:left="560"/>
       </w:pPr>
       <w:r>
         <w:rPr>
           <w:rFonts w:ascii="맑은 고딕" w:cs="맑은 고딕" w:eastAsia="맑은 고딕" w:hAnsi="맑은 고딕"/>
-          <w:color w:val="333333"/>
-          <w:sz w:val="20"/>
-          <w:szCs w:val="20"/>
-        </w:rPr>
-        <w:t xml:space="preserve">담당  앱 클라이언트 개발</w:t>
-      </w:r>
-    </w:p>
-    <w:p>
-      <w:pPr>
-        <w:spacing w:after="20" w:before="0"/>
-        <w:ind w:left="560"/>
-      </w:pPr>
-      <w:r>
-        <w:rPr>
-          <w:rFonts w:ascii="맑은 고딕" w:cs="맑은 고딕" w:eastAsia="맑은 고딕" w:hAnsi="맑은 고딕"/>
           <w:color w:val="1E7A4C"/>
           <w:sz w:val="20"/>
           <w:szCs w:val="20"/>
@@ -636,17 +669,27 @@
     </w:p>
     <w:p>
       <w:pPr>
-        <w:spacing w:after="60" w:before="0"/>
-        <w:ind w:left="560"/>
-      </w:pPr>
-      <w:r>
-        <w:rPr>
-          <w:rFonts w:ascii="맑은 고딕" w:cs="맑은 고딕" w:eastAsia="맑은 고딕" w:hAnsi="맑은 고딕"/>
-          <w:color w:val="333333"/>
-          <w:sz w:val="20"/>
-          <w:szCs w:val="20"/>
-        </w:rPr>
-        <w:t xml:space="preserve">결과  전사 확대 적용</w:t>
+        <w:spacing w:after="60"/>
+        <w:ind w:left="560"/>
+      </w:pPr>
+      <w:r>
+        <w:rPr>
+          <w:rFonts w:ascii="맑은 고딕" w:cs="맑은 고딕" w:eastAsia="맑은 고딕" w:hAnsi="맑은 고딕"/>
+          <w:sz w:val="20"/>
+          <w:szCs w:val="20"/>
+        </w:rPr>
+        <w:t xml:space="preserve">결과  </w:t>
+      </w:r>
+      <w:r>
+        <w:rPr>
+          <w:rFonts w:ascii="맑은 고딕" w:cs="맑은 고딕" w:eastAsia="맑은 고딕" w:hAnsi="맑은 고딕"/>
+          <w:b/>
+          <w:bCs/>
+          <w:color w:val="B03A2E"/>
+          <w:sz w:val="20"/>
+          <w:szCs w:val="20"/>
+        </w:rPr>
+        <w:t xml:space="preserve">〔수행 결과 미기재〕</w:t>
       </w:r>
     </w:p>
     <w:p>
@@ -759,17 +802,27 @@
     </w:p>
     <w:p>
       <w:pPr>
-        <w:spacing w:after="60" w:before="0"/>
-        <w:ind w:left="560"/>
-      </w:pPr>
-      <w:r>
-        <w:rPr>
-          <w:rFonts w:ascii="맑은 고딕" w:cs="맑은 고딕" w:eastAsia="맑은 고딕" w:hAnsi="맑은 고딕"/>
-          <w:color w:val="333333"/>
-          <w:sz w:val="20"/>
-          <w:szCs w:val="20"/>
-        </w:rPr>
-        <w:t xml:space="preserve">결과  정상 오픈 및 운영 이관 완료</w:t>
+        <w:spacing w:after="60"/>
+        <w:ind w:left="560"/>
+      </w:pPr>
+      <w:r>
+        <w:rPr>
+          <w:rFonts w:ascii="맑은 고딕" w:cs="맑은 고딕" w:eastAsia="맑은 고딕" w:hAnsi="맑은 고딕"/>
+          <w:sz w:val="20"/>
+          <w:szCs w:val="20"/>
+        </w:rPr>
+        <w:t xml:space="preserve">결과  </w:t>
+      </w:r>
+      <w:r>
+        <w:rPr>
+          <w:rFonts w:ascii="맑은 고딕" w:cs="맑은 고딕" w:eastAsia="맑은 고딕" w:hAnsi="맑은 고딕"/>
+          <w:b/>
+          <w:bCs/>
+          <w:color w:val="B03A2E"/>
+          <w:sz w:val="20"/>
+          <w:szCs w:val="20"/>
+        </w:rPr>
+        <w:t xml:space="preserve">〔수행 결과 미기재〕</w:t>
       </w:r>
     </w:p>
     <w:p>
@@ -788,6 +841,21 @@
     </w:p>
     <w:p>
       <w:pPr>
+        <w:spacing w:after="20" w:before="0"/>
+        <w:ind w:left="560"/>
+      </w:pPr>
+      <w:r>
+        <w:rPr>
+          <w:rFonts w:ascii="맑은 고딕" w:cs="맑은 고딕" w:eastAsia="맑은 고딕" w:hAnsi="맑은 고딕"/>
+          <w:color w:val="333333"/>
+          <w:sz w:val="20"/>
+          <w:szCs w:val="20"/>
+        </w:rPr>
+        <w:t xml:space="preserve">담당  상태관리 리팩터링</w:t>
+      </w:r>
+    </w:p>
+    <w:p>
+      <w:pPr>
         <w:spacing w:after="20"/>
         <w:ind w:left="560"/>
       </w:pPr>
@@ -797,7 +865,7 @@
           <w:sz w:val="20"/>
           <w:szCs w:val="20"/>
         </w:rPr>
-        <w:t xml:space="preserve">담당  </w:t>
+        <w:t xml:space="preserve">성과  </w:t>
       </w:r>
       <w:r>
         <w:rPr>
@@ -808,47 +876,22 @@
           <w:sz w:val="20"/>
           <w:szCs w:val="20"/>
         </w:rPr>
-        <w:t xml:space="preserve">〔담당 역할 미기재〕</w:t>
-      </w:r>
-    </w:p>
-    <w:p>
-      <w:pPr>
-        <w:spacing w:after="20" w:before="0"/>
-        <w:ind w:left="560"/>
-      </w:pPr>
-      <w:r>
-        <w:rPr>
-          <w:rFonts w:ascii="맑은 고딕" w:cs="맑은 고딕" w:eastAsia="맑은 고딕" w:hAnsi="맑은 고딕"/>
-          <w:color w:val="1E7A4C"/>
-          <w:sz w:val="20"/>
-          <w:szCs w:val="20"/>
-        </w:rPr>
-        <w:t xml:space="preserve">성과  장애 발생 건수 22건 감소, API 응답 속도 39% 절감</w:t>
-      </w:r>
-    </w:p>
-    <w:p>
-      <w:pPr>
-        <w:spacing w:after="60"/>
-        <w:ind w:left="560"/>
-      </w:pPr>
-      <w:r>
-        <w:rPr>
-          <w:rFonts w:ascii="맑은 고딕" w:cs="맑은 고딕" w:eastAsia="맑은 고딕" w:hAnsi="맑은 고딕"/>
-          <w:sz w:val="20"/>
-          <w:szCs w:val="20"/>
-        </w:rPr>
-        <w:t xml:space="preserve">결과  </w:t>
-      </w:r>
-      <w:r>
-        <w:rPr>
-          <w:rFonts w:ascii="맑은 고딕" w:cs="맑은 고딕" w:eastAsia="맑은 고딕" w:hAnsi="맑은 고딕"/>
-          <w:b/>
-          <w:bCs/>
-          <w:color w:val="B03A2E"/>
-          <w:sz w:val="20"/>
-          <w:szCs w:val="20"/>
-        </w:rPr>
-        <w:t xml:space="preserve">〔수행 결과 미기재〕</w:t>
+        <w:t xml:space="preserve">〔정량 성과 미기재〕</w:t>
+      </w:r>
+    </w:p>
+    <w:p>
+      <w:pPr>
+        <w:spacing w:after="60" w:before="0"/>
+        <w:ind w:left="560"/>
+      </w:pPr>
+      <w:r>
+        <w:rPr>
+          <w:rFonts w:ascii="맑은 고딕" w:cs="맑은 고딕" w:eastAsia="맑은 고딕" w:hAnsi="맑은 고딕"/>
+          <w:color w:val="333333"/>
+          <w:sz w:val="20"/>
+          <w:szCs w:val="20"/>
+        </w:rPr>
+        <w:t xml:space="preserve">결과  목표 지표 달성 후 정식 배포</w:t>
       </w:r>
     </w:p>
     <w:p>
@@ -862,7 +905,7 @@
           <w:sz w:val="20"/>
           <w:szCs w:val="20"/>
         </w:rPr>
-        <w:t xml:space="preserve">2025년 ~ 2026년   </w:t>
+        <w:t xml:space="preserve">2025-03 ~ 2026-09   </w:t>
       </w:r>
       <w:r>
         <w:rPr>
@@ -936,52 +979,32 @@
     </w:p>
     <w:p>
       <w:pPr>
-        <w:spacing w:after="20"/>
-        <w:ind w:left="560"/>
-      </w:pPr>
-      <w:r>
-        <w:rPr>
-          <w:rFonts w:ascii="맑은 고딕" w:cs="맑은 고딕" w:eastAsia="맑은 고딕" w:hAnsi="맑은 고딕"/>
-          <w:sz w:val="20"/>
-          <w:szCs w:val="20"/>
-        </w:rPr>
-        <w:t xml:space="preserve">성과  </w:t>
-      </w:r>
-      <w:r>
-        <w:rPr>
-          <w:rFonts w:ascii="맑은 고딕" w:cs="맑은 고딕" w:eastAsia="맑은 고딕" w:hAnsi="맑은 고딕"/>
-          <w:b/>
-          <w:bCs/>
-          <w:color w:val="B03A2E"/>
-          <w:sz w:val="20"/>
-          <w:szCs w:val="20"/>
-        </w:rPr>
-        <w:t xml:space="preserve">〔정량 성과 미기재〕</w:t>
-      </w:r>
-    </w:p>
-    <w:p>
-      <w:pPr>
-        <w:spacing w:after="60"/>
-        <w:ind w:left="560"/>
-      </w:pPr>
-      <w:r>
-        <w:rPr>
-          <w:rFonts w:ascii="맑은 고딕" w:cs="맑은 고딕" w:eastAsia="맑은 고딕" w:hAnsi="맑은 고딕"/>
-          <w:sz w:val="20"/>
-          <w:szCs w:val="20"/>
-        </w:rPr>
-        <w:t xml:space="preserve">결과  </w:t>
-      </w:r>
-      <w:r>
-        <w:rPr>
-          <w:rFonts w:ascii="맑은 고딕" w:cs="맑은 고딕" w:eastAsia="맑은 고딕" w:hAnsi="맑은 고딕"/>
-          <w:b/>
-          <w:bCs/>
-          <w:color w:val="B03A2E"/>
-          <w:sz w:val="20"/>
-          <w:szCs w:val="20"/>
-        </w:rPr>
-        <w:t xml:space="preserve">〔수행 결과 미기재〕</w:t>
+        <w:spacing w:after="20" w:before="0"/>
+        <w:ind w:left="560"/>
+      </w:pPr>
+      <w:r>
+        <w:rPr>
+          <w:rFonts w:ascii="맑은 고딕" w:cs="맑은 고딕" w:eastAsia="맑은 고딕" w:hAnsi="맑은 고딕"/>
+          <w:color w:val="1E7A4C"/>
+          <w:sz w:val="20"/>
+          <w:szCs w:val="20"/>
+        </w:rPr>
+        <w:t xml:space="preserve">성과  서버 비용 39% 절감</w:t>
+      </w:r>
+    </w:p>
+    <w:p>
+      <w:pPr>
+        <w:spacing w:after="60" w:before="0"/>
+        <w:ind w:left="560"/>
+      </w:pPr>
+      <w:r>
+        <w:rPr>
+          <w:rFonts w:ascii="맑은 고딕" w:cs="맑은 고딕" w:eastAsia="맑은 고딕" w:hAnsi="맑은 고딕"/>
+          <w:color w:val="333333"/>
+          <w:sz w:val="20"/>
+          <w:szCs w:val="20"/>
+        </w:rPr>
+        <w:t xml:space="preserve">결과  고객사 최종 검수 통과</w:t>
       </w:r>
     </w:p>
     <w:p>
@@ -1000,42 +1023,42 @@
     </w:p>
     <w:p>
       <w:pPr>
+        <w:spacing w:after="20"/>
+        <w:ind w:left="560"/>
+      </w:pPr>
+      <w:r>
+        <w:rPr>
+          <w:rFonts w:ascii="맑은 고딕" w:cs="맑은 고딕" w:eastAsia="맑은 고딕" w:hAnsi="맑은 고딕"/>
+          <w:sz w:val="20"/>
+          <w:szCs w:val="20"/>
+        </w:rPr>
+        <w:t xml:space="preserve">담당  </w:t>
+      </w:r>
+      <w:r>
+        <w:rPr>
+          <w:rFonts w:ascii="맑은 고딕" w:cs="맑은 고딕" w:eastAsia="맑은 고딕" w:hAnsi="맑은 고딕"/>
+          <w:b/>
+          <w:bCs/>
+          <w:color w:val="B03A2E"/>
+          <w:sz w:val="20"/>
+          <w:szCs w:val="20"/>
+        </w:rPr>
+        <w:t xml:space="preserve">〔담당 역할 미기재〕</w:t>
+      </w:r>
+    </w:p>
+    <w:p>
+      <w:pPr>
         <w:spacing w:after="20" w:before="0"/>
         <w:ind w:left="560"/>
       </w:pPr>
       <w:r>
         <w:rPr>
           <w:rFonts w:ascii="맑은 고딕" w:cs="맑은 고딕" w:eastAsia="맑은 고딕" w:hAnsi="맑은 고딕"/>
-          <w:color w:val="333333"/>
-          <w:sz w:val="20"/>
-          <w:szCs w:val="20"/>
-        </w:rPr>
-        <w:t xml:space="preserve">담당  관리자 기능 개발</w:t>
-      </w:r>
-    </w:p>
-    <w:p>
-      <w:pPr>
-        <w:spacing w:after="20"/>
-        <w:ind w:left="560"/>
-      </w:pPr>
-      <w:r>
-        <w:rPr>
-          <w:rFonts w:ascii="맑은 고딕" w:cs="맑은 고딕" w:eastAsia="맑은 고딕" w:hAnsi="맑은 고딕"/>
-          <w:sz w:val="20"/>
-          <w:szCs w:val="20"/>
-        </w:rPr>
-        <w:t xml:space="preserve">성과  </w:t>
-      </w:r>
-      <w:r>
-        <w:rPr>
-          <w:rFonts w:ascii="맑은 고딕" w:cs="맑은 고딕" w:eastAsia="맑은 고딕" w:hAnsi="맑은 고딕"/>
-          <w:b/>
-          <w:bCs/>
-          <w:color w:val="B03A2E"/>
-          <w:sz w:val="20"/>
-          <w:szCs w:val="20"/>
-        </w:rPr>
-        <w:t xml:space="preserve">〔정량 성과 미기재〕</w:t>
+          <w:color w:val="1E7A4C"/>
+          <w:sz w:val="20"/>
+          <w:szCs w:val="20"/>
+        </w:rPr>
+        <w:t xml:space="preserve">성과  배포 소요 시간 60% 절감, 동시 접속 처리량 6배 증가</w:t>
       </w:r>
     </w:p>
     <w:p>
@@ -1216,7 +1239,7 @@
           <w:sz w:val="18"/>
           <w:szCs w:val="18"/>
         </w:rPr>
-        <w:t xml:space="preserve">총 12건의 이력 결측치가 탐색되었습니다.</w:t>
+        <w:t xml:space="preserve">총 15건의 이력 결측치가 탐색되었습니다.</w:t>
       </w:r>
     </w:p>
     <w:tbl>
@@ -1451,7 +1474,7 @@
                 <w:sz w:val="18"/>
                 <w:szCs w:val="18"/>
               </w:rPr>
-              <w:t xml:space="preserve">C2</w:t>
+              <w:t xml:space="preserve">C1</w:t>
             </w:r>
           </w:p>
         </w:tc>
@@ -1525,7 +1548,7 @@
                 <w:sz w:val="18"/>
                 <w:szCs w:val="18"/>
               </w:rPr>
-              <w:t xml:space="preserve">C4</w:t>
+              <w:t xml:space="preserve">C3</w:t>
             </w:r>
           </w:p>
         </w:tc>
@@ -1599,7 +1622,7 @@
                 <w:sz w:val="18"/>
                 <w:szCs w:val="18"/>
               </w:rPr>
-              <w:t xml:space="preserve">C5</w:t>
+              <w:t xml:space="preserve">C4</w:t>
             </w:r>
           </w:p>
         </w:tc>
@@ -1655,7 +1678,7 @@
                 <w:sz w:val="18"/>
                 <w:szCs w:val="18"/>
               </w:rPr>
-              <w:t xml:space="preserve">성과 누락</w:t>
+              <w:t xml:space="preserve">직무 정보 누락</w:t>
             </w:r>
           </w:p>
         </w:tc>
@@ -1673,7 +1696,7 @@
                 <w:sz w:val="18"/>
                 <w:szCs w:val="18"/>
               </w:rPr>
-              <w:t xml:space="preserve">C1 / C1-P1</w:t>
+              <w:t xml:space="preserve">C5</w:t>
             </w:r>
           </w:p>
         </w:tc>
@@ -1691,7 +1714,7 @@
                 <w:sz w:val="18"/>
                 <w:szCs w:val="18"/>
               </w:rPr>
-              <w:t xml:space="preserve">보통</w:t>
+              <w:t xml:space="preserve">높음</w:t>
             </w:r>
           </w:p>
         </w:tc>
@@ -1747,7 +1770,7 @@
                 <w:sz w:val="18"/>
                 <w:szCs w:val="18"/>
               </w:rPr>
-              <w:t xml:space="preserve">C1 / C1-P2</w:t>
+              <w:t xml:space="preserve">C1 / C1-P1</w:t>
             </w:r>
           </w:p>
         </w:tc>
@@ -1821,7 +1844,7 @@
                 <w:sz w:val="18"/>
                 <w:szCs w:val="18"/>
               </w:rPr>
-              <w:t xml:space="preserve">C4 / C4-P1</w:t>
+              <w:t xml:space="preserve">C1 / C1-P2</w:t>
             </w:r>
           </w:p>
         </w:tc>
@@ -1895,7 +1918,7 @@
                 <w:sz w:val="18"/>
                 <w:szCs w:val="18"/>
               </w:rPr>
-              <w:t xml:space="preserve">C4 / C4-P2</w:t>
+              <w:t xml:space="preserve">C2 / C2-P1</w:t>
             </w:r>
           </w:p>
         </w:tc>
@@ -1969,7 +1992,7 @@
                 <w:sz w:val="18"/>
                 <w:szCs w:val="18"/>
               </w:rPr>
-              <w:t xml:space="preserve">C5 / C5-P1</w:t>
+              <w:t xml:space="preserve">C3 / C3-P1</w:t>
             </w:r>
           </w:p>
         </w:tc>
@@ -2043,7 +2066,7 @@
                 <w:sz w:val="18"/>
                 <w:szCs w:val="18"/>
               </w:rPr>
-              <w:t xml:space="preserve">C5 / C5-P2</w:t>
+              <w:t xml:space="preserve">C4 / C4-P1</w:t>
             </w:r>
           </w:p>
         </w:tc>
@@ -2099,7 +2122,7 @@
                 <w:sz w:val="18"/>
                 <w:szCs w:val="18"/>
               </w:rPr>
-              <w:t xml:space="preserve">대외활동 상세 누락</w:t>
+              <w:t xml:space="preserve">성과 누락</w:t>
             </w:r>
           </w:p>
         </w:tc>
@@ -2117,7 +2140,7 @@
                 <w:sz w:val="18"/>
                 <w:szCs w:val="18"/>
               </w:rPr>
-              <w:t xml:space="preserve">E1 — 교내 금융 동아리</w:t>
+              <w:t xml:space="preserve">C4 / C4-P2</w:t>
             </w:r>
           </w:p>
         </w:tc>
@@ -2135,7 +2158,7 @@
                 <w:sz w:val="18"/>
                 <w:szCs w:val="18"/>
               </w:rPr>
-              <w:t xml:space="preserve">낮음</w:t>
+              <w:t xml:space="preserve">보통</w:t>
             </w:r>
           </w:p>
         </w:tc>
@@ -2173,6 +2196,228 @@
                 <w:sz w:val="18"/>
                 <w:szCs w:val="18"/>
               </w:rPr>
+              <w:t xml:space="preserve">성과 누락</w:t>
+            </w:r>
+          </w:p>
+        </w:tc>
+        <w:tc>
+          <w:tcPr>
+            <w:tcW w:type="dxa" w:w="4260"/>
+          </w:tcPr>
+          <w:p>
+            <w:pPr>
+              <w:spacing w:after="60" w:before="0"/>
+            </w:pPr>
+            <w:r>
+              <w:rPr>
+                <w:rFonts w:ascii="맑은 고딕" w:cs="맑은 고딕" w:eastAsia="맑은 고딕" w:hAnsi="맑은 고딕"/>
+                <w:sz w:val="18"/>
+                <w:szCs w:val="18"/>
+              </w:rPr>
+              <w:t xml:space="preserve">C5 / C5-P1</w:t>
+            </w:r>
+          </w:p>
+        </w:tc>
+        <w:tc>
+          <w:tcPr>
+            <w:tcW w:type="dxa" w:w="1200"/>
+          </w:tcPr>
+          <w:p>
+            <w:pPr>
+              <w:spacing w:after="60" w:before="0"/>
+            </w:pPr>
+            <w:r>
+              <w:rPr>
+                <w:rFonts w:ascii="맑은 고딕" w:cs="맑은 고딕" w:eastAsia="맑은 고딕" w:hAnsi="맑은 고딕"/>
+                <w:sz w:val="18"/>
+                <w:szCs w:val="18"/>
+              </w:rPr>
+              <w:t xml:space="preserve">보통</w:t>
+            </w:r>
+          </w:p>
+        </w:tc>
+      </w:tr>
+      <w:tr>
+        <w:tc>
+          <w:tcPr>
+            <w:tcW w:type="dxa" w:w="700"/>
+          </w:tcPr>
+          <w:p>
+            <w:pPr>
+              <w:spacing w:after="60" w:before="0"/>
+            </w:pPr>
+            <w:r>
+              <w:rPr>
+                <w:rFonts w:ascii="맑은 고딕" w:cs="맑은 고딕" w:eastAsia="맑은 고딕" w:hAnsi="맑은 고딕"/>
+                <w:sz w:val="18"/>
+                <w:szCs w:val="18"/>
+              </w:rPr>
+              <w:t xml:space="preserve">13</w:t>
+            </w:r>
+          </w:p>
+        </w:tc>
+        <w:tc>
+          <w:tcPr>
+            <w:tcW w:type="dxa" w:w="2100"/>
+          </w:tcPr>
+          <w:p>
+            <w:pPr>
+              <w:spacing w:after="60" w:before="0"/>
+            </w:pPr>
+            <w:r>
+              <w:rPr>
+                <w:rFonts w:ascii="맑은 고딕" w:cs="맑은 고딕" w:eastAsia="맑은 고딕" w:hAnsi="맑은 고딕"/>
+                <w:sz w:val="18"/>
+                <w:szCs w:val="18"/>
+              </w:rPr>
+              <w:t xml:space="preserve">성과 누락</w:t>
+            </w:r>
+          </w:p>
+        </w:tc>
+        <w:tc>
+          <w:tcPr>
+            <w:tcW w:type="dxa" w:w="4260"/>
+          </w:tcPr>
+          <w:p>
+            <w:pPr>
+              <w:spacing w:after="60" w:before="0"/>
+            </w:pPr>
+            <w:r>
+              <w:rPr>
+                <w:rFonts w:ascii="맑은 고딕" w:cs="맑은 고딕" w:eastAsia="맑은 고딕" w:hAnsi="맑은 고딕"/>
+                <w:sz w:val="18"/>
+                <w:szCs w:val="18"/>
+              </w:rPr>
+              <w:t xml:space="preserve">C5 / C5-P2</w:t>
+            </w:r>
+          </w:p>
+        </w:tc>
+        <w:tc>
+          <w:tcPr>
+            <w:tcW w:type="dxa" w:w="1200"/>
+          </w:tcPr>
+          <w:p>
+            <w:pPr>
+              <w:spacing w:after="60" w:before="0"/>
+            </w:pPr>
+            <w:r>
+              <w:rPr>
+                <w:rFonts w:ascii="맑은 고딕" w:cs="맑은 고딕" w:eastAsia="맑은 고딕" w:hAnsi="맑은 고딕"/>
+                <w:sz w:val="18"/>
+                <w:szCs w:val="18"/>
+              </w:rPr>
+              <w:t xml:space="preserve">보통</w:t>
+            </w:r>
+          </w:p>
+        </w:tc>
+      </w:tr>
+      <w:tr>
+        <w:tc>
+          <w:tcPr>
+            <w:tcW w:type="dxa" w:w="700"/>
+          </w:tcPr>
+          <w:p>
+            <w:pPr>
+              <w:spacing w:after="60" w:before="0"/>
+            </w:pPr>
+            <w:r>
+              <w:rPr>
+                <w:rFonts w:ascii="맑은 고딕" w:cs="맑은 고딕" w:eastAsia="맑은 고딕" w:hAnsi="맑은 고딕"/>
+                <w:sz w:val="18"/>
+                <w:szCs w:val="18"/>
+              </w:rPr>
+              <w:t xml:space="preserve">14</w:t>
+            </w:r>
+          </w:p>
+        </w:tc>
+        <w:tc>
+          <w:tcPr>
+            <w:tcW w:type="dxa" w:w="2100"/>
+          </w:tcPr>
+          <w:p>
+            <w:pPr>
+              <w:spacing w:after="60" w:before="0"/>
+            </w:pPr>
+            <w:r>
+              <w:rPr>
+                <w:rFonts w:ascii="맑은 고딕" w:cs="맑은 고딕" w:eastAsia="맑은 고딕" w:hAnsi="맑은 고딕"/>
+                <w:sz w:val="18"/>
+                <w:szCs w:val="18"/>
+              </w:rPr>
+              <w:t xml:space="preserve">대외활동 상세 누락</w:t>
+            </w:r>
+          </w:p>
+        </w:tc>
+        <w:tc>
+          <w:tcPr>
+            <w:tcW w:type="dxa" w:w="4260"/>
+          </w:tcPr>
+          <w:p>
+            <w:pPr>
+              <w:spacing w:after="60" w:before="0"/>
+            </w:pPr>
+            <w:r>
+              <w:rPr>
+                <w:rFonts w:ascii="맑은 고딕" w:cs="맑은 고딕" w:eastAsia="맑은 고딕" w:hAnsi="맑은 고딕"/>
+                <w:sz w:val="18"/>
+                <w:szCs w:val="18"/>
+              </w:rPr>
+              <w:t xml:space="preserve">E1 — 교내 금융 동아리</w:t>
+            </w:r>
+          </w:p>
+        </w:tc>
+        <w:tc>
+          <w:tcPr>
+            <w:tcW w:type="dxa" w:w="1200"/>
+          </w:tcPr>
+          <w:p>
+            <w:pPr>
+              <w:spacing w:after="60" w:before="0"/>
+            </w:pPr>
+            <w:r>
+              <w:rPr>
+                <w:rFonts w:ascii="맑은 고딕" w:cs="맑은 고딕" w:eastAsia="맑은 고딕" w:hAnsi="맑은 고딕"/>
+                <w:sz w:val="18"/>
+                <w:szCs w:val="18"/>
+              </w:rPr>
+              <w:t xml:space="preserve">낮음</w:t>
+            </w:r>
+          </w:p>
+        </w:tc>
+      </w:tr>
+      <w:tr>
+        <w:tc>
+          <w:tcPr>
+            <w:tcW w:type="dxa" w:w="700"/>
+          </w:tcPr>
+          <w:p>
+            <w:pPr>
+              <w:spacing w:after="60" w:before="0"/>
+            </w:pPr>
+            <w:r>
+              <w:rPr>
+                <w:rFonts w:ascii="맑은 고딕" w:cs="맑은 고딕" w:eastAsia="맑은 고딕" w:hAnsi="맑은 고딕"/>
+                <w:sz w:val="18"/>
+                <w:szCs w:val="18"/>
+              </w:rPr>
+              <w:t xml:space="preserve">15</w:t>
+            </w:r>
+          </w:p>
+        </w:tc>
+        <w:tc>
+          <w:tcPr>
+            <w:tcW w:type="dxa" w:w="2100"/>
+          </w:tcPr>
+          <w:p>
+            <w:pPr>
+              <w:spacing w:after="60" w:before="0"/>
+            </w:pPr>
+            <w:r>
+              <w:rPr>
+                <w:rFonts w:ascii="맑은 고딕" w:cs="맑은 고딕" w:eastAsia="맑은 고딕" w:hAnsi="맑은 고딕"/>
+                <w:sz w:val="18"/>
+                <w:szCs w:val="18"/>
+              </w:rPr>
               <w:t xml:space="preserve">기간 정보 불완전</w:t>
             </w:r>
           </w:p>
@@ -2191,7 +2436,7 @@
                 <w:sz w:val="18"/>
                 <w:szCs w:val="18"/>
               </w:rPr>
-              <w:t xml:space="preserve">C5</w:t>
+              <w:t xml:space="preserve">C3</w:t>
             </w:r>
           </w:p>
         </w:tc>
@@ -2378,7 +2623,7 @@
           <w:sz w:val="17"/>
           <w:szCs w:val="17"/>
         </w:rPr>
-        <w:t xml:space="preserve">대상  C2  ·  직무 정보 누락</w:t>
+        <w:t xml:space="preserve">대상  C1  ·  직무 정보 누락</w:t>
       </w:r>
     </w:p>
     <w:p>
@@ -2405,7 +2650,7 @@
           <w:sz w:val="20"/>
           <w:szCs w:val="20"/>
         </w:rPr>
-        <w:t xml:space="preserve">서버 개발자로 일했습니다, 소속은 개발본부였고요, 직급은 사원이었습니다.</w:t>
+        <w:t xml:space="preserve">프론트엔드 개발자로 일했습니다, 소속은 사업부였고요, 직급은 사원이었습니다.</w:t>
       </w:r>
     </w:p>
     <w:p>
@@ -2420,7 +2665,7 @@
           <w:sz w:val="17"/>
           <w:szCs w:val="17"/>
         </w:rPr>
-        <w:t xml:space="preserve">추출  직무: 서버 개발자   |   부서: 개발본부   |   직급: 사원</w:t>
+        <w:t xml:space="preserve">추출  직무: 프론트엔드 개발자   |   부서: 사업부   |   직급: 사원</w:t>
       </w:r>
     </w:p>
     <w:p>
@@ -2459,7 +2704,7 @@
           <w:sz w:val="17"/>
           <w:szCs w:val="17"/>
         </w:rPr>
-        <w:t xml:space="preserve">대상  C4  ·  직무 정보 누락</w:t>
+        <w:t xml:space="preserve">대상  C3  ·  직무 정보 누락</w:t>
       </w:r>
     </w:p>
     <w:p>
@@ -2486,7 +2731,7 @@
           <w:sz w:val="20"/>
           <w:szCs w:val="20"/>
         </w:rPr>
-        <w:t xml:space="preserve">백엔드 개발자로 일했습니다, 소속은 고객지원팀였고요, 직급은 대리이었습니다.</w:t>
+        <w:t xml:space="preserve">풀스택 개발자로 일했습니다, 소속은 서비스운영팀였고요, 직급은 대리이었습니다.</w:t>
       </w:r>
     </w:p>
     <w:p>
@@ -2501,7 +2746,7 @@
           <w:sz w:val="17"/>
           <w:szCs w:val="17"/>
         </w:rPr>
-        <w:t xml:space="preserve">추출  직무: 백엔드 개발자   |   부서: 고객지원팀   |   직급: 대리</w:t>
+        <w:t xml:space="preserve">추출  직무: 풀스택 개발자   |   부서: 서비스운영팀   |   직급: 대리</w:t>
       </w:r>
     </w:p>
     <w:p>
@@ -2540,7 +2785,7 @@
           <w:sz w:val="17"/>
           <w:szCs w:val="17"/>
         </w:rPr>
-        <w:t xml:space="preserve">대상  C5  ·  직무 정보 누락</w:t>
+        <w:t xml:space="preserve">대상  C4  ·  직무 정보 누락</w:t>
       </w:r>
     </w:p>
     <w:p>
@@ -2567,7 +2812,7 @@
           <w:sz w:val="20"/>
           <w:szCs w:val="20"/>
         </w:rPr>
-        <w:t xml:space="preserve">서버 개발자로 일했습니다, 소속은 사업부였고요, 직급은 사원이었습니다.</w:t>
+        <w:t xml:space="preserve">백엔드 개발자로 일했습니다, 소속은 고객지원팀였고요, 직급은 대리이었습니다.</w:t>
       </w:r>
     </w:p>
     <w:p>
@@ -2582,7 +2827,7 @@
           <w:sz w:val="17"/>
           <w:szCs w:val="17"/>
         </w:rPr>
-        <w:t xml:space="preserve">추출  직무: 서버 개발자   |   부서: 사업부   |   직급: 사원</w:t>
+        <w:t xml:space="preserve">추출  직무: 백엔드 개발자   |   부서: 고객지원팀   |   직급: 대리</w:t>
       </w:r>
     </w:p>
     <w:p>
@@ -2606,7 +2851,7 @@
           <w:sz w:val="20"/>
           <w:szCs w:val="20"/>
         </w:rPr>
-        <w:t xml:space="preserve">해당 프로젝트의 수행 결과를 입력해 주세요. 가능하면 수치를 함께 적어 주세요.</w:t>
+        <w:t xml:space="preserve">해당 재직 기간에 수행한 직무명과 담당 업무를 입력해 주세요.</w:t>
       </w:r>
     </w:p>
     <w:p>
@@ -2621,7 +2866,7 @@
           <w:sz w:val="17"/>
           <w:szCs w:val="17"/>
         </w:rPr>
-        <w:t xml:space="preserve">대상  C1 / C1-P1  ·  성과 누락</w:t>
+        <w:t xml:space="preserve">대상  C5  ·  직무 정보 누락</w:t>
       </w:r>
     </w:p>
     <w:p>
@@ -2648,7 +2893,7 @@
           <w:sz w:val="20"/>
           <w:szCs w:val="20"/>
         </w:rPr>
-        <w:t xml:space="preserve">최종적으로는 정상 오픈 및 운영 이관 완료됐어요.</w:t>
+        <w:t xml:space="preserve">서버 개발자로 일했습니다, 소속은 사업부였고요, 직급은 사원이었습니다.</w:t>
       </w:r>
     </w:p>
     <w:p>
@@ -2663,7 +2908,7 @@
           <w:sz w:val="17"/>
           <w:szCs w:val="17"/>
         </w:rPr>
-        <w:t xml:space="preserve">추출  수행 결과: 정상 오픈 및 운영 이관 완료</w:t>
+        <w:t xml:space="preserve">추출  직무: 서버 개발자   |   부서: 사업부   |   직급: 사원</w:t>
       </w:r>
     </w:p>
     <w:p>
@@ -2687,7 +2932,7 @@
           <w:sz w:val="20"/>
           <w:szCs w:val="20"/>
         </w:rPr>
-        <w:t xml:space="preserve">해당 프로젝트의 정량 성과, 수행 결과를 입력해 주세요. 가능하면 수치를 함께 적어 주세요.</w:t>
+        <w:t xml:space="preserve">해당 프로젝트의 담당 역할, 수행 결과를 입력해 주세요. 가능하면 수치를 함께 적어 주세요.</w:t>
       </w:r>
     </w:p>
     <w:p>
@@ -2702,7 +2947,7 @@
           <w:sz w:val="17"/>
           <w:szCs w:val="17"/>
         </w:rPr>
-        <w:t xml:space="preserve">대상  C1 / C1-P2  ·  성과 누락</w:t>
+        <w:t xml:space="preserve">대상  C1 / C1-P1  ·  성과 누락</w:t>
       </w:r>
     </w:p>
     <w:p>
@@ -2729,7 +2974,7 @@
           <w:sz w:val="20"/>
           <w:szCs w:val="20"/>
         </w:rPr>
-        <w:t xml:space="preserve">API 응답 속도 44% 절감, 동시 접속 처리량 2배 증가 했습니다. 최종적으로는 정상 오픈 및 운영 이관 완료됐어요.</w:t>
+        <w:t xml:space="preserve">제가 앱 클라이언트 개발 맡았습니다. 최종적으로는 정상 오픈 및 운영 이관 완료됐어요.</w:t>
       </w:r>
     </w:p>
     <w:p>
@@ -2744,7 +2989,7 @@
           <w:sz w:val="17"/>
           <w:szCs w:val="17"/>
         </w:rPr>
-        <w:t xml:space="preserve">추출  정량 성과: API 응답 속도 44% 절감   |   정량 성과: 동시 접속 처리량 2배 증가   |   수행 결과: 정상 오픈 및 운영 이관 완료</w:t>
+        <w:t xml:space="preserve">추출  담당 역할: 앱 클라이언트 개발   |   수행 결과: 정상 오픈 및 운영 이관 완료</w:t>
       </w:r>
     </w:p>
     <w:p>
@@ -2768,7 +3013,7 @@
           <w:sz w:val="20"/>
           <w:szCs w:val="20"/>
         </w:rPr>
-        <w:t xml:space="preserve">해당 프로젝트의 담당 역할, 정량 성과를 입력해 주세요. 가능하면 수치를 함께 적어 주세요.</w:t>
+        <w:t xml:space="preserve">해당 프로젝트의 수행 결과를 입력해 주세요. 가능하면 수치를 함께 적어 주세요.</w:t>
       </w:r>
     </w:p>
     <w:p>
@@ -2783,7 +3028,7 @@
           <w:sz w:val="17"/>
           <w:szCs w:val="17"/>
         </w:rPr>
-        <w:t xml:space="preserve">대상  C4 / C4-P1  ·  성과 누락</w:t>
+        <w:t xml:space="preserve">대상  C1 / C1-P2  ·  성과 누락</w:t>
       </w:r>
     </w:p>
     <w:p>
@@ -2810,7 +3055,7 @@
           <w:sz w:val="20"/>
           <w:szCs w:val="20"/>
         </w:rPr>
-        <w:t xml:space="preserve">제가 권한 체계 설계 맡았습니다. 서버 비용 42% 절감 했습니다.</w:t>
+        <w:t xml:space="preserve">최종적으로는 정상 오픈 및 운영 이관 완료됐어요.</w:t>
       </w:r>
     </w:p>
     <w:p>
@@ -2825,7 +3070,7 @@
           <w:sz w:val="17"/>
           <w:szCs w:val="17"/>
         </w:rPr>
-        <w:t xml:space="preserve">추출  담당 역할: 권한 체계 설계   |   정량 성과: 서버 비용 42% 절감</w:t>
+        <w:t xml:space="preserve">추출  수행 결과: 정상 오픈 및 운영 이관 완료</w:t>
       </w:r>
     </w:p>
     <w:p>
@@ -2849,7 +3094,7 @@
           <w:sz w:val="20"/>
           <w:szCs w:val="20"/>
         </w:rPr>
-        <w:t xml:space="preserve">해당 프로젝트의 담당 역할, 수행 결과를 입력해 주세요. 가능하면 수치를 함께 적어 주세요.</w:t>
+        <w:t xml:space="preserve">해당 프로젝트의 담당 역할, 정량 성과를 입력해 주세요. 가능하면 수치를 함께 적어 주세요.</w:t>
       </w:r>
     </w:p>
     <w:p>
@@ -2864,7 +3109,7 @@
           <w:sz w:val="17"/>
           <w:szCs w:val="17"/>
         </w:rPr>
-        <w:t xml:space="preserve">대상  C4 / C4-P2  ·  성과 누락</w:t>
+        <w:t xml:space="preserve">대상  C2 / C2-P1  ·  성과 누락</w:t>
       </w:r>
     </w:p>
     <w:p>
@@ -2891,7 +3136,7 @@
           <w:sz w:val="20"/>
           <w:szCs w:val="20"/>
         </w:rPr>
-        <w:t xml:space="preserve">제가 상태관리 리팩터링 맡았습니다. 최종적으로는 목표 지표 달성 후 정식 배포됐어요.</w:t>
+        <w:t xml:space="preserve">제가 배포 파이프라인 구성 맡았습니다. 테스트 커버리지 19%p 개선, 동시 접속 처리량 3배 증가 했습니다.</w:t>
       </w:r>
     </w:p>
     <w:p>
@@ -2906,7 +3151,7 @@
           <w:sz w:val="17"/>
           <w:szCs w:val="17"/>
         </w:rPr>
-        <w:t xml:space="preserve">추출  담당 역할: 상태관리 리팩터링   |   수행 결과: 목표 지표 달성 후 정식 배포</w:t>
+        <w:t xml:space="preserve">추출  담당 역할: 배포 파이프라인 구성   |   정량 성과: 테스트 커버리지 19%p 개선   |   정량 성과: 동시 접속 처리량 3배 증가</w:t>
       </w:r>
     </w:p>
     <w:p>
@@ -2930,7 +3175,7 @@
           <w:sz w:val="20"/>
           <w:szCs w:val="20"/>
         </w:rPr>
-        <w:t xml:space="preserve">해당 프로젝트의 정량 성과, 수행 결과, 담당 역할을 입력해 주세요. 가능하면 수치를 함께 적어 주세요.</w:t>
+        <w:t xml:space="preserve">해당 프로젝트의 담당 역할, 수행 결과를 입력해 주세요. 가능하면 수치를 함께 적어 주세요.</w:t>
       </w:r>
     </w:p>
     <w:p>
@@ -2945,7 +3190,7 @@
           <w:sz w:val="17"/>
           <w:szCs w:val="17"/>
         </w:rPr>
-        <w:t xml:space="preserve">대상  C5 / C5-P1  ·  성과 누락</w:t>
+        <w:t xml:space="preserve">대상  C3 / C3-P1  ·  성과 누락</w:t>
       </w:r>
     </w:p>
     <w:p>
@@ -2972,7 +3217,7 @@
           <w:sz w:val="20"/>
           <w:szCs w:val="20"/>
         </w:rPr>
-        <w:t xml:space="preserve">제가 서비스 분리 설계 맡았습니다. 서버 비용 39% 절감 했습니다. 최종적으로는 고객사 최종 검수 통과됐어요.</w:t>
+        <w:t xml:space="preserve">제가 앱 클라이언트 개발 맡았습니다. 최종적으로는 전사 확대 적용됐어요.</w:t>
       </w:r>
     </w:p>
     <w:p>
@@ -2987,7 +3232,7 @@
           <w:sz w:val="17"/>
           <w:szCs w:val="17"/>
         </w:rPr>
-        <w:t xml:space="preserve">추출  담당 역할: 서비스 분리 설계   |   정량 성과: 서버 비용 39% 절감   |   수행 결과: 고객사 최종 검수 통과</w:t>
+        <w:t xml:space="preserve">추출  담당 역할: 앱 클라이언트 개발   |   수행 결과: 전사 확대 적용</w:t>
       </w:r>
     </w:p>
     <w:p>
@@ -3011,7 +3256,7 @@
           <w:sz w:val="20"/>
           <w:szCs w:val="20"/>
         </w:rPr>
-        <w:t xml:space="preserve">해당 프로젝트의 정량 성과를 입력해 주세요. 가능하면 수치를 함께 적어 주세요.</w:t>
+        <w:t xml:space="preserve">해당 프로젝트의 정량 성과, 수행 결과, 담당 역할을 입력해 주세요. 가능하면 수치를 함께 적어 주세요.</w:t>
       </w:r>
     </w:p>
     <w:p>
@@ -3026,7 +3271,7 @@
           <w:sz w:val="17"/>
           <w:szCs w:val="17"/>
         </w:rPr>
-        <w:t xml:space="preserve">대상  C5 / C5-P2  ·  성과 누락</w:t>
+        <w:t xml:space="preserve">대상  C4 / C4-P1  ·  성과 누락</w:t>
       </w:r>
     </w:p>
     <w:p>
@@ -3053,7 +3298,7 @@
           <w:sz w:val="20"/>
           <w:szCs w:val="20"/>
         </w:rPr>
-        <w:t xml:space="preserve">배포 소요 시간 60% 절감, 동시 접속 처리량 6배 증가 했습니다.</w:t>
+        <w:t xml:space="preserve">제가 권한 체계 설계 맡았습니다. 서버 비용 42% 절감 했습니다. 최종적으로는 정상 오픈 및 운영 이관 완료됐어요.</w:t>
       </w:r>
     </w:p>
     <w:p>
@@ -3068,7 +3313,7 @@
           <w:sz w:val="17"/>
           <w:szCs w:val="17"/>
         </w:rPr>
-        <w:t xml:space="preserve">추출  정량 성과: 배포 소요 시간 60% 절감   |   정량 성과: 동시 접속 처리량 6배 증가</w:t>
+        <w:t xml:space="preserve">추출  담당 역할: 권한 체계 설계   |   정량 성과: 서버 비용 42% 절감   |   수행 결과: 정상 오픈 및 운영 이관 완료</w:t>
       </w:r>
     </w:p>
     <w:p>
@@ -3092,7 +3337,7 @@
           <w:sz w:val="20"/>
           <w:szCs w:val="20"/>
         </w:rPr>
-        <w:t xml:space="preserve">해당 활동에서 맡은 성과를 입력해 주세요.</w:t>
+        <w:t xml:space="preserve">해당 프로젝트의 정량 성과를 입력해 주세요. 가능하면 수치를 함께 적어 주세요.</w:t>
       </w:r>
     </w:p>
     <w:p>
@@ -3107,7 +3352,7 @@
           <w:sz w:val="17"/>
           <w:szCs w:val="17"/>
         </w:rPr>
-        <w:t xml:space="preserve">대상  E1 — 교내 금융 동아리  ·  대외활동 상세 누락</w:t>
+        <w:t xml:space="preserve">대상  C4 / C4-P2  ·  성과 누락</w:t>
       </w:r>
     </w:p>
     <w:p>
@@ -3134,7 +3379,7 @@
           <w:sz w:val="20"/>
           <w:szCs w:val="20"/>
         </w:rPr>
-        <w:t xml:space="preserve">결과는 운영진 활동였습니다.</w:t>
+        <w:t xml:space="preserve">장애 발생 건수 22건 감소, API 응답 속도 39% 절감 했습니다.</w:t>
       </w:r>
     </w:p>
     <w:p>
@@ -3149,7 +3394,7 @@
           <w:sz w:val="17"/>
           <w:szCs w:val="17"/>
         </w:rPr>
-        <w:t xml:space="preserve">추출  활동 성과: 운영진 활동</w:t>
+        <w:t xml:space="preserve">추출  정량 성과: 장애 발생 건수 22건 감소   |   정량 성과: API 응답 속도 39% 절감</w:t>
       </w:r>
     </w:p>
     <w:p>
@@ -3173,7 +3418,7 @@
           <w:sz w:val="20"/>
           <w:szCs w:val="20"/>
         </w:rPr>
-        <w:t xml:space="preserve">해당 경력의 정확한 시작 연월과 종료 연월을 입력해 주세요.</w:t>
+        <w:t xml:space="preserve">해당 프로젝트의 담당 역할을 입력해 주세요. 가능하면 수치를 함께 적어 주세요.</w:t>
       </w:r>
     </w:p>
     <w:p>
@@ -3188,7 +3433,7 @@
           <w:sz w:val="17"/>
           <w:szCs w:val="17"/>
         </w:rPr>
-        <w:t xml:space="preserve">대상  C5  ·  기간 정보 불완전</w:t>
+        <w:t xml:space="preserve">대상  C5 / C5-P1  ·  성과 누락</w:t>
       </w:r>
     </w:p>
     <w:p>
@@ -3215,7 +3460,7 @@
           <w:sz w:val="20"/>
           <w:szCs w:val="20"/>
         </w:rPr>
-        <w:t xml:space="preserve">정확히는 2025-03부터 2026-09까지입니다.</w:t>
+        <w:t xml:space="preserve">제가 서비스 분리 설계 맡았습니다.</w:t>
       </w:r>
     </w:p>
     <w:p>
@@ -3230,7 +3475,250 @@
           <w:sz w:val="17"/>
           <w:szCs w:val="17"/>
         </w:rPr>
-        <w:t xml:space="preserve">추출  시작일: 2025-03   |   종료일: 2026-09</w:t>
+        <w:t xml:space="preserve">추출  담당 역할: 서비스 분리 설계</w:t>
+      </w:r>
+    </w:p>
+    <w:p>
+      <w:pPr>
+        <w:spacing w:after="20" w:before="160"/>
+      </w:pPr>
+      <w:r>
+        <w:rPr>
+          <w:rFonts w:ascii="맑은 고딕" w:cs="맑은 고딕" w:eastAsia="맑은 고딕" w:hAnsi="맑은 고딕"/>
+          <w:b/>
+          <w:bCs/>
+          <w:color w:val="1F3864"/>
+          <w:sz w:val="20"/>
+          <w:szCs w:val="20"/>
+        </w:rPr>
+        <w:t xml:space="preserve">Q13. </w:t>
+      </w:r>
+      <w:r>
+        <w:rPr>
+          <w:rFonts w:ascii="맑은 고딕" w:cs="맑은 고딕" w:eastAsia="맑은 고딕" w:hAnsi="맑은 고딕"/>
+          <w:sz w:val="20"/>
+          <w:szCs w:val="20"/>
+        </w:rPr>
+        <w:t xml:space="preserve">해당 프로젝트의 담당 역할을 입력해 주세요. 가능하면 수치를 함께 적어 주세요.</w:t>
+      </w:r>
+    </w:p>
+    <w:p>
+      <w:pPr>
+        <w:spacing w:after="50" w:before="0"/>
+        <w:ind w:left="360"/>
+      </w:pPr>
+      <w:r>
+        <w:rPr>
+          <w:rFonts w:ascii="맑은 고딕" w:cs="맑은 고딕" w:eastAsia="맑은 고딕" w:hAnsi="맑은 고딕"/>
+          <w:color w:val="666666"/>
+          <w:sz w:val="17"/>
+          <w:szCs w:val="17"/>
+        </w:rPr>
+        <w:t xml:space="preserve">대상  C5 / C5-P2  ·  성과 누락</w:t>
+      </w:r>
+    </w:p>
+    <w:p>
+      <w:pPr>
+        <w:spacing w:after="30" w:before="0"/>
+        <w:ind w:left="360"/>
+      </w:pPr>
+      <w:r>
+        <w:rPr>
+          <w:rFonts w:ascii="맑은 고딕" w:cs="맑은 고딕" w:eastAsia="맑은 고딕" w:hAnsi="맑은 고딕"/>
+          <w:b/>
+          <w:bCs/>
+          <w:color w:val="1E7A4C"/>
+          <w:sz w:val="20"/>
+          <w:szCs w:val="20"/>
+        </w:rPr>
+        <w:t xml:space="preserve">A13. </w:t>
+      </w:r>
+      <w:r>
+        <w:rPr>
+          <w:rFonts w:ascii="맑은 고딕" w:cs="맑은 고딕" w:eastAsia="맑은 고딕" w:hAnsi="맑은 고딕"/>
+          <w:i/>
+          <w:iCs/>
+          <w:sz w:val="20"/>
+          <w:szCs w:val="20"/>
+        </w:rPr>
+        <w:t xml:space="preserve">제가 관리자 기능 개발 맡았습니다.</w:t>
+      </w:r>
+    </w:p>
+    <w:p>
+      <w:pPr>
+        <w:spacing w:after="40" w:before="0"/>
+        <w:ind w:left="360"/>
+      </w:pPr>
+      <w:r>
+        <w:rPr>
+          <w:rFonts w:ascii="맑은 고딕" w:cs="맑은 고딕" w:eastAsia="맑은 고딕" w:hAnsi="맑은 고딕"/>
+          <w:color w:val="555555"/>
+          <w:sz w:val="17"/>
+          <w:szCs w:val="17"/>
+        </w:rPr>
+        <w:t xml:space="preserve">추출  담당 역할: 관리자 기능 개발</w:t>
+      </w:r>
+    </w:p>
+    <w:p>
+      <w:pPr>
+        <w:spacing w:after="20" w:before="160"/>
+      </w:pPr>
+      <w:r>
+        <w:rPr>
+          <w:rFonts w:ascii="맑은 고딕" w:cs="맑은 고딕" w:eastAsia="맑은 고딕" w:hAnsi="맑은 고딕"/>
+          <w:b/>
+          <w:bCs/>
+          <w:color w:val="1F3864"/>
+          <w:sz w:val="20"/>
+          <w:szCs w:val="20"/>
+        </w:rPr>
+        <w:t xml:space="preserve">Q14. </w:t>
+      </w:r>
+      <w:r>
+        <w:rPr>
+          <w:rFonts w:ascii="맑은 고딕" w:cs="맑은 고딕" w:eastAsia="맑은 고딕" w:hAnsi="맑은 고딕"/>
+          <w:sz w:val="20"/>
+          <w:szCs w:val="20"/>
+        </w:rPr>
+        <w:t xml:space="preserve">해당 활동에서 맡은 성과를 입력해 주세요.</w:t>
+      </w:r>
+    </w:p>
+    <w:p>
+      <w:pPr>
+        <w:spacing w:after="50" w:before="0"/>
+        <w:ind w:left="360"/>
+      </w:pPr>
+      <w:r>
+        <w:rPr>
+          <w:rFonts w:ascii="맑은 고딕" w:cs="맑은 고딕" w:eastAsia="맑은 고딕" w:hAnsi="맑은 고딕"/>
+          <w:color w:val="666666"/>
+          <w:sz w:val="17"/>
+          <w:szCs w:val="17"/>
+        </w:rPr>
+        <w:t xml:space="preserve">대상  E1 — 교내 금융 동아리  ·  대외활동 상세 누락</w:t>
+      </w:r>
+    </w:p>
+    <w:p>
+      <w:pPr>
+        <w:spacing w:after="30" w:before="0"/>
+        <w:ind w:left="360"/>
+      </w:pPr>
+      <w:r>
+        <w:rPr>
+          <w:rFonts w:ascii="맑은 고딕" w:cs="맑은 고딕" w:eastAsia="맑은 고딕" w:hAnsi="맑은 고딕"/>
+          <w:b/>
+          <w:bCs/>
+          <w:color w:val="1E7A4C"/>
+          <w:sz w:val="20"/>
+          <w:szCs w:val="20"/>
+        </w:rPr>
+        <w:t xml:space="preserve">A14. </w:t>
+      </w:r>
+      <w:r>
+        <w:rPr>
+          <w:rFonts w:ascii="맑은 고딕" w:cs="맑은 고딕" w:eastAsia="맑은 고딕" w:hAnsi="맑은 고딕"/>
+          <w:i/>
+          <w:iCs/>
+          <w:sz w:val="20"/>
+          <w:szCs w:val="20"/>
+        </w:rPr>
+        <w:t xml:space="preserve">결과는 운영진 활동였습니다.</w:t>
+      </w:r>
+    </w:p>
+    <w:p>
+      <w:pPr>
+        <w:spacing w:after="40" w:before="0"/>
+        <w:ind w:left="360"/>
+      </w:pPr>
+      <w:r>
+        <w:rPr>
+          <w:rFonts w:ascii="맑은 고딕" w:cs="맑은 고딕" w:eastAsia="맑은 고딕" w:hAnsi="맑은 고딕"/>
+          <w:color w:val="555555"/>
+          <w:sz w:val="17"/>
+          <w:szCs w:val="17"/>
+        </w:rPr>
+        <w:t xml:space="preserve">추출  활동 성과: 운영진 활동</w:t>
+      </w:r>
+    </w:p>
+    <w:p>
+      <w:pPr>
+        <w:spacing w:after="20" w:before="160"/>
+      </w:pPr>
+      <w:r>
+        <w:rPr>
+          <w:rFonts w:ascii="맑은 고딕" w:cs="맑은 고딕" w:eastAsia="맑은 고딕" w:hAnsi="맑은 고딕"/>
+          <w:b/>
+          <w:bCs/>
+          <w:color w:val="1F3864"/>
+          <w:sz w:val="20"/>
+          <w:szCs w:val="20"/>
+        </w:rPr>
+        <w:t xml:space="preserve">Q15. </w:t>
+      </w:r>
+      <w:r>
+        <w:rPr>
+          <w:rFonts w:ascii="맑은 고딕" w:cs="맑은 고딕" w:eastAsia="맑은 고딕" w:hAnsi="맑은 고딕"/>
+          <w:sz w:val="20"/>
+          <w:szCs w:val="20"/>
+        </w:rPr>
+        <w:t xml:space="preserve">해당 경력의 정확한 시작 연월과 종료 연월을 입력해 주세요.</w:t>
+      </w:r>
+    </w:p>
+    <w:p>
+      <w:pPr>
+        <w:spacing w:after="50" w:before="0"/>
+        <w:ind w:left="360"/>
+      </w:pPr>
+      <w:r>
+        <w:rPr>
+          <w:rFonts w:ascii="맑은 고딕" w:cs="맑은 고딕" w:eastAsia="맑은 고딕" w:hAnsi="맑은 고딕"/>
+          <w:color w:val="666666"/>
+          <w:sz w:val="17"/>
+          <w:szCs w:val="17"/>
+        </w:rPr>
+        <w:t xml:space="preserve">대상  C3  ·  기간 정보 불완전</w:t>
+      </w:r>
+    </w:p>
+    <w:p>
+      <w:pPr>
+        <w:spacing w:after="30" w:before="0"/>
+        <w:ind w:left="360"/>
+      </w:pPr>
+      <w:r>
+        <w:rPr>
+          <w:rFonts w:ascii="맑은 고딕" w:cs="맑은 고딕" w:eastAsia="맑은 고딕" w:hAnsi="맑은 고딕"/>
+          <w:b/>
+          <w:bCs/>
+          <w:color w:val="1E7A4C"/>
+          <w:sz w:val="20"/>
+          <w:szCs w:val="20"/>
+        </w:rPr>
+        <w:t xml:space="preserve">A15. </w:t>
+      </w:r>
+      <w:r>
+        <w:rPr>
+          <w:rFonts w:ascii="맑은 고딕" w:cs="맑은 고딕" w:eastAsia="맑은 고딕" w:hAnsi="맑은 고딕"/>
+          <w:i/>
+          <w:iCs/>
+          <w:sz w:val="20"/>
+          <w:szCs w:val="20"/>
+        </w:rPr>
+        <w:t xml:space="preserve">정확히는 2022-06부터 2023-04까지입니다.</w:t>
+      </w:r>
+    </w:p>
+    <w:p>
+      <w:pPr>
+        <w:spacing w:after="40" w:before="0"/>
+        <w:ind w:left="360"/>
+      </w:pPr>
+      <w:r>
+        <w:rPr>
+          <w:rFonts w:ascii="맑은 고딕" w:cs="맑은 고딕" w:eastAsia="맑은 고딕" w:hAnsi="맑은 고딕"/>
+          <w:color w:val="555555"/>
+          <w:sz w:val="17"/>
+          <w:szCs w:val="17"/>
+        </w:rPr>
+        <w:t xml:space="preserve">추출  시작일: 2022-06   |   종료일: 2023-04</w:t>
       </w:r>
     </w:p>
     <w:p>
